--- a/programs/unite-msc/enrollment/deliverables/Enrollment-Architecture-Setup-Environments.docx
+++ b/programs/unite-msc/enrollment/deliverables/Enrollment-Architecture-Setup-Environments.docx
@@ -62,7 +62,7 @@
           <w:color w:val="616161"/>
           <w:sz w:val="22"/>
         </w:rPr>
-        <w:t>September 14, 2026  ·  QA Automation (AMSQUAD)  ·  QA-893</w:t>
+        <w:t>September 24, 2026  ·  QA Automation (AMSQUAD)  ·  QA-893</w:t>
       </w:r>
     </w:p>
     <w:p>
@@ -148,7 +148,7 @@
                 <w:color w:val="616161"/>
                 <w:sz w:val="20"/>
               </w:rPr>
-              <w:t>Java 17 · Maven 3.9+</w:t>
+              <w:t>JDK 17 · Maven 3.6.3+ (3.8+ recommended)</w:t>
             </w:r>
           </w:p>
         </w:tc>
@@ -305,7 +305,7 @@
         <w:pStyle w:val="ListNumber"/>
       </w:pPr>
       <w:r>
-        <w:t>Clone api-test-automation. Do not clone this KB as the test runtime.</w:t>
+        <w:t>Clone the canonical GitLab api-test-automation repository.</w:t>
       </w:r>
     </w:p>
     <w:p>
@@ -321,7 +321,7 @@
         <w:pStyle w:val="ListNumber"/>
       </w:pPr>
       <w:r>
-        <w:t>Create gitignored host file: mobile/enrollment/src/test/resources/config/&lt;COMPUTERNAME&gt;.properties</w:t>
+        <w:t>After the build populates src/test/resources/config/, copy config.properties to &lt;COMPUTERNAME&gt;.properties (gitignored; not committed)</w:t>
       </w:r>
     </w:p>
     <w:p>
@@ -329,7 +329,7 @@
         <w:pStyle w:val="ListNumber"/>
       </w:pPr>
       <w:r>
-        <w:t>Point enrollment URI at unite-bff-cloud (not WTN).</w:t>
+        <w:t>Use the approved Enrollment BFF route supplied through the environment profile.</w:t>
       </w:r>
     </w:p>
     <w:p>
@@ -510,7 +510,7 @@
                 <w:color w:val="616161"/>
                 <w:sz w:val="16"/>
               </w:rPr>
-              <w:t>unite-bff-cloud.stage1.unite529.com</w:t>
+              <w:t>Approved Enrollment BFF route</w:t>
             </w:r>
           </w:p>
         </w:tc>
@@ -531,7 +531,7 @@
                 <w:color w:val="616161"/>
                 <w:sz w:val="16"/>
               </w:rPr>
-              <w:t>Tunnel localhost:41521 typical</w:t>
+              <w:t>Stage1 profile + personal Oracle overlay</w:t>
             </w:r>
           </w:p>
         </w:tc>
@@ -596,7 +596,7 @@
                 <w:color w:val="616161"/>
                 <w:sz w:val="16"/>
               </w:rPr>
-              <w:t>unite-bff-cloud.qc4.unite529.com</w:t>
+              <w:t>Approved Enrollment BFF route</w:t>
             </w:r>
           </w:p>
         </w:tc>
@@ -617,7 +617,7 @@
                 <w:color w:val="616161"/>
                 <w:sz w:val="16"/>
               </w:rPr>
-              <w:t>qc4.properties Oracle</w:t>
+              <w:t>QC4 profile + personal Oracle overlay</w:t>
             </w:r>
           </w:p>
         </w:tc>
@@ -682,7 +682,7 @@
                 <w:color w:val="616161"/>
                 <w:sz w:val="16"/>
               </w:rPr>
-              <w:t>okd.stage1.acs529.com (example)</w:t>
+              <w:t>Approved branded route</w:t>
             </w:r>
           </w:p>
         </w:tc>
@@ -844,7 +844,7 @@
         <w:color w:val="616161"/>
         <w:sz w:val="16"/>
       </w:rPr>
-      <w:t>QA Automation AMSQUAD  ·  September 14, 2026  ·  No credentials</w:t>
+      <w:t>QA Automation AMSQUAD  ·  September 24, 2026  ·  No credentials</w:t>
     </w:r>
   </w:p>
   <w:p>
